--- a/Archives/손지원/DevLog/손지원_작업일지_8주차.docx
+++ b/Archives/손지원/DevLog/손지원_작업일지_8주차.docx
@@ -55,7 +55,7 @@
               <w:rPr>
                 <w:rFonts w:hint="eastAsia"/>
               </w:rPr>
-              <w:t>6</w:t>
+              <w:t>8</w:t>
             </w:r>
             <w:r>
               <w:rPr>
@@ -91,11 +91,6 @@
             <w:tcW w:w="1275" w:type="dxa"/>
           </w:tcPr>
           <w:p>
-            <w:pPr>
-              <w:rPr>
-                <w:rFonts w:hint="eastAsia"/>
-              </w:rPr>
-            </w:pPr>
             <w:r>
               <w:rPr>
                 <w:rFonts w:hint="eastAsia"/>
@@ -326,224 +321,23 @@
         <w:pStyle w:val="a7"/>
         <w:numPr>
           <w:ilvl w:val="0"/>
-          <w:numId w:val="12"/>
+          <w:numId w:val="13"/>
         </w:numPr>
         <w:ind w:leftChars="0"/>
       </w:pPr>
-      <w:r>
-        <w:rPr>
-          <w:rFonts w:hint="eastAsia"/>
-        </w:rPr>
-        <w:t xml:space="preserve">전차 </w:t>
-      </w:r>
       <w:proofErr w:type="spellStart"/>
       <w:r>
         <w:rPr>
           <w:rFonts w:hint="eastAsia"/>
         </w:rPr>
-        <w:t>에셋</w:t>
+        <w:t>맵에</w:t>
       </w:r>
       <w:proofErr w:type="spellEnd"/>
       <w:r>
         <w:rPr>
           <w:rFonts w:hint="eastAsia"/>
         </w:rPr>
-        <w:t xml:space="preserve"> 이식</w:t>
-      </w:r>
-    </w:p>
-    <w:p>
-      <w:r>
-        <w:rPr>
-          <w:rFonts w:hint="eastAsia"/>
-        </w:rPr>
-        <w:t xml:space="preserve">전차 이동이 구현되었으니, 미리 구해둔 상용 </w:t>
-      </w:r>
-      <w:proofErr w:type="spellStart"/>
-      <w:r>
-        <w:rPr>
-          <w:rFonts w:hint="eastAsia"/>
-        </w:rPr>
-        <w:t>에셋에</w:t>
-      </w:r>
-      <w:proofErr w:type="spellEnd"/>
-      <w:r>
-        <w:rPr>
-          <w:rFonts w:hint="eastAsia"/>
-        </w:rPr>
-        <w:t xml:space="preserve"> 이를 </w:t>
-      </w:r>
-      <w:proofErr w:type="spellStart"/>
-      <w:r>
-        <w:rPr>
-          <w:rFonts w:hint="eastAsia"/>
-        </w:rPr>
-        <w:t>적용시킬수</w:t>
-      </w:r>
-      <w:proofErr w:type="spellEnd"/>
-      <w:r>
-        <w:rPr>
-          <w:rFonts w:hint="eastAsia"/>
-        </w:rPr>
-        <w:t xml:space="preserve"> 있는지 실적용 테스트를 거쳤다.</w:t>
-      </w:r>
-      <w:r>
-        <w:rPr>
-          <w:rFonts w:hint="eastAsia"/>
-        </w:rPr>
-        <w:t xml:space="preserve"> 기존 </w:t>
-      </w:r>
-      <w:proofErr w:type="spellStart"/>
-      <w:r>
-        <w:rPr>
-          <w:rFonts w:hint="eastAsia"/>
-        </w:rPr>
-        <w:t>에셋은</w:t>
-      </w:r>
-      <w:proofErr w:type="spellEnd"/>
-      <w:r>
-        <w:rPr>
-          <w:rFonts w:hint="eastAsia"/>
-        </w:rPr>
-        <w:t xml:space="preserve"> playable prefab인 탓에, 기존에 사용된 C# 문서들을 제거하고 우리가 직접 프로토타입 탱크에서 제작한 스크립트들을 적용시켰다.</w:t>
-      </w:r>
-    </w:p>
-    <w:p>
-      <w:r>
-        <w:rPr>
-          <w:noProof/>
-        </w:rPr>
-        <w:drawing>
-          <wp:inline distT="0" distB="0" distL="0" distR="0" wp14:anchorId="728F9C47" wp14:editId="360C55E0">
-            <wp:extent cx="5731510" cy="3080385"/>
-            <wp:effectExtent l="0" t="0" r="2540" b="5715"/>
-            <wp:docPr id="1903941720" name="그림 1"/>
-            <wp:cNvGraphicFramePr>
-              <a:graphicFrameLocks xmlns:a="http://schemas.openxmlformats.org/drawingml/2006/main" noChangeAspect="1"/>
-            </wp:cNvGraphicFramePr>
-            <a:graphic xmlns:a="http://schemas.openxmlformats.org/drawingml/2006/main">
-              <a:graphicData uri="http://schemas.openxmlformats.org/drawingml/2006/picture">
-                <pic:pic xmlns:pic="http://schemas.openxmlformats.org/drawingml/2006/picture">
-                  <pic:nvPicPr>
-                    <pic:cNvPr id="1903941720" name=""/>
-                    <pic:cNvPicPr/>
-                  </pic:nvPicPr>
-                  <pic:blipFill>
-                    <a:blip r:embed="rId7"/>
-                    <a:stretch>
-                      <a:fillRect/>
-                    </a:stretch>
-                  </pic:blipFill>
-                  <pic:spPr>
-                    <a:xfrm>
-                      <a:off x="0" y="0"/>
-                      <a:ext cx="5731510" cy="3080385"/>
-                    </a:xfrm>
-                    <a:prstGeom prst="rect">
-                      <a:avLst/>
-                    </a:prstGeom>
-                  </pic:spPr>
-                </pic:pic>
-              </a:graphicData>
-            </a:graphic>
-          </wp:inline>
-        </w:drawing>
-      </w:r>
-    </w:p>
-    <w:p>
-      <w:pPr>
-        <w:pStyle w:val="a7"/>
-        <w:numPr>
-          <w:ilvl w:val="0"/>
-          <w:numId w:val="12"/>
-        </w:numPr>
-        <w:ind w:leftChars="0"/>
-      </w:pPr>
-      <w:r>
-        <w:rPr>
-          <w:rFonts w:hint="eastAsia"/>
-        </w:rPr>
-        <w:t>전차 애니메이션 확인</w:t>
-      </w:r>
-    </w:p>
-    <w:p>
-      <w:r>
-        <w:rPr>
-          <w:rFonts w:hint="eastAsia"/>
-        </w:rPr>
-        <w:t xml:space="preserve">완성형 prefab이였기 때문에 </w:t>
-      </w:r>
-      <w:proofErr w:type="spellStart"/>
-      <w:r>
-        <w:rPr>
-          <w:rFonts w:hint="eastAsia"/>
-        </w:rPr>
-        <w:t>에셋에는</w:t>
-      </w:r>
-      <w:proofErr w:type="spellEnd"/>
-      <w:r>
-        <w:rPr>
-          <w:rFonts w:hint="eastAsia"/>
-        </w:rPr>
-        <w:t xml:space="preserve"> 전차 이동에 사용되는 애니메이션이 존재하였다. 그래서 전차 이동에 사용되는 애니메이션을 다시 이식하였다. 기존 애니메이션은 그저 전진 후진 좌회전 우회전밖에 없었으니, 우리가 구현한 이동방식에 맞게 작동되게 하였다.</w:t>
-      </w:r>
-    </w:p>
-    <w:p>
-      <w:r>
-        <w:rPr>
-          <w:noProof/>
-        </w:rPr>
-        <w:lastRenderedPageBreak/>
-        <w:drawing>
-          <wp:inline distT="0" distB="0" distL="0" distR="0" wp14:anchorId="19E79D9E" wp14:editId="1B021C5C">
-            <wp:extent cx="5731510" cy="3080385"/>
-            <wp:effectExtent l="0" t="0" r="2540" b="5715"/>
-            <wp:docPr id="329972255" name="그림 1"/>
-            <wp:cNvGraphicFramePr>
-              <a:graphicFrameLocks xmlns:a="http://schemas.openxmlformats.org/drawingml/2006/main" noChangeAspect="1"/>
-            </wp:cNvGraphicFramePr>
-            <a:graphic xmlns:a="http://schemas.openxmlformats.org/drawingml/2006/main">
-              <a:graphicData uri="http://schemas.openxmlformats.org/drawingml/2006/picture">
-                <pic:pic xmlns:pic="http://schemas.openxmlformats.org/drawingml/2006/picture">
-                  <pic:nvPicPr>
-                    <pic:cNvPr id="329972255" name=""/>
-                    <pic:cNvPicPr/>
-                  </pic:nvPicPr>
-                  <pic:blipFill>
-                    <a:blip r:embed="rId8"/>
-                    <a:stretch>
-                      <a:fillRect/>
-                    </a:stretch>
-                  </pic:blipFill>
-                  <pic:spPr>
-                    <a:xfrm>
-                      <a:off x="0" y="0"/>
-                      <a:ext cx="5731510" cy="3080385"/>
-                    </a:xfrm>
-                    <a:prstGeom prst="rect">
-                      <a:avLst/>
-                    </a:prstGeom>
-                  </pic:spPr>
-                </pic:pic>
-              </a:graphicData>
-            </a:graphic>
-          </wp:inline>
-        </w:drawing>
-      </w:r>
-    </w:p>
-    <w:p>
-      <w:pPr>
-        <w:pStyle w:val="a7"/>
-        <w:numPr>
-          <w:ilvl w:val="0"/>
-          <w:numId w:val="12"/>
-        </w:numPr>
-        <w:ind w:leftChars="0"/>
-      </w:pPr>
-      <w:r>
-        <w:rPr>
-          <w:rFonts w:hint="eastAsia"/>
-        </w:rPr>
-        <w:t xml:space="preserve">지형 </w:t>
+        <w:t xml:space="preserve"> 배치해볼 </w:t>
       </w:r>
       <w:proofErr w:type="spellStart"/>
       <w:r>
@@ -561,15 +355,6 @@
       </w:r>
     </w:p>
     <w:p>
-      <w:r>
-        <w:t>L</w:t>
-      </w:r>
-      <w:r>
-        <w:rPr>
-          <w:rFonts w:hint="eastAsia"/>
-        </w:rPr>
-        <w:t xml:space="preserve">ow poly war asset이였기 때문에 실제로 </w:t>
-      </w:r>
       <w:proofErr w:type="spellStart"/>
       <w:r>
         <w:rPr>
@@ -582,7 +367,35 @@
         <w:rPr>
           <w:rFonts w:hint="eastAsia"/>
         </w:rPr>
-        <w:t xml:space="preserve"> 사용될 </w:t>
+        <w:t xml:space="preserve"> 배치할 가로등, 건물 체코 </w:t>
+      </w:r>
+      <w:proofErr w:type="spellStart"/>
+      <w:r>
+        <w:rPr>
+          <w:rFonts w:hint="eastAsia"/>
+        </w:rPr>
+        <w:t>헷지호그와</w:t>
+      </w:r>
+      <w:proofErr w:type="spellEnd"/>
+      <w:r>
+        <w:rPr>
+          <w:rFonts w:hint="eastAsia"/>
+        </w:rPr>
+        <w:t xml:space="preserve"> 같은 오브젝트들을 확인하였다. 일단은 대략적인 </w:t>
+      </w:r>
+      <w:proofErr w:type="spellStart"/>
+      <w:r>
+        <w:rPr>
+          <w:rFonts w:hint="eastAsia"/>
+        </w:rPr>
+        <w:t>맵을</w:t>
+      </w:r>
+      <w:proofErr w:type="spellEnd"/>
+      <w:r>
+        <w:rPr>
+          <w:rFonts w:hint="eastAsia"/>
+        </w:rPr>
+        <w:t xml:space="preserve"> 짜기 위해서 간단한 시가지용 </w:t>
       </w:r>
       <w:proofErr w:type="spellStart"/>
       <w:r>
@@ -596,19 +409,41 @@
         <w:rPr>
           <w:rFonts w:hint="eastAsia"/>
         </w:rPr>
-        <w:t xml:space="preserve"> 확인해보는 과정을 가졌다.</w:t>
+        <w:t xml:space="preserve"> 찾아보았으며 배치하였다</w:t>
       </w:r>
     </w:p>
     <w:p>
+      <w:pPr>
+        <w:pStyle w:val="a7"/>
+        <w:numPr>
+          <w:ilvl w:val="0"/>
+          <w:numId w:val="13"/>
+        </w:numPr>
+        <w:ind w:leftChars="0"/>
+      </w:pPr>
       <w:r>
         <w:rPr>
+          <w:rFonts w:hint="eastAsia"/>
+        </w:rPr>
+        <w:t>빌드에서 문제 확인</w:t>
+      </w:r>
+    </w:p>
+    <w:p>
+      <w:pPr>
+        <w:rPr>
+          <w:rFonts w:hint="eastAsia"/>
+        </w:rPr>
+      </w:pPr>
+      <w:r>
+        <w:rPr>
+          <w:rFonts w:hint="eastAsia"/>
           <w:noProof/>
         </w:rPr>
         <w:drawing>
-          <wp:inline distT="0" distB="0" distL="0" distR="0" wp14:anchorId="65601858" wp14:editId="4C0AC427">
-            <wp:extent cx="5731510" cy="3080385"/>
-            <wp:effectExtent l="0" t="0" r="2540" b="5715"/>
-            <wp:docPr id="1206410559" name="그림 1"/>
+          <wp:inline distT="0" distB="0" distL="0" distR="0" wp14:anchorId="13435AF5" wp14:editId="57FB3665">
+            <wp:extent cx="5724525" cy="3219450"/>
+            <wp:effectExtent l="0" t="0" r="9525" b="0"/>
+            <wp:docPr id="265076192" name="그림 2"/>
             <wp:cNvGraphicFramePr>
               <a:graphicFrameLocks xmlns:a="http://schemas.openxmlformats.org/drawingml/2006/main" noChangeAspect="1"/>
             </wp:cNvGraphicFramePr>
@@ -616,23 +451,36 @@
               <a:graphicData uri="http://schemas.openxmlformats.org/drawingml/2006/picture">
                 <pic:pic xmlns:pic="http://schemas.openxmlformats.org/drawingml/2006/picture">
                   <pic:nvPicPr>
-                    <pic:cNvPr id="1206410559" name=""/>
-                    <pic:cNvPicPr/>
+                    <pic:cNvPr id="0" name="Picture 3"/>
+                    <pic:cNvPicPr>
+                      <a:picLocks noChangeAspect="1" noChangeArrowheads="1"/>
+                    </pic:cNvPicPr>
                   </pic:nvPicPr>
                   <pic:blipFill>
-                    <a:blip r:embed="rId9"/>
+                    <a:blip r:embed="rId7" cstate="print">
+                      <a:extLst>
+                        <a:ext uri="{28A0092B-C50C-407E-A947-70E740481C1C}">
+                          <a14:useLocalDpi xmlns:a14="http://schemas.microsoft.com/office/drawing/2010/main" val="0"/>
+                        </a:ext>
+                      </a:extLst>
+                    </a:blip>
+                    <a:srcRect/>
                     <a:stretch>
                       <a:fillRect/>
                     </a:stretch>
                   </pic:blipFill>
-                  <pic:spPr>
+                  <pic:spPr bwMode="auto">
                     <a:xfrm>
                       <a:off x="0" y="0"/>
-                      <a:ext cx="5731510" cy="3080385"/>
+                      <a:ext cx="5724525" cy="3219450"/>
                     </a:xfrm>
                     <a:prstGeom prst="rect">
                       <a:avLst/>
                     </a:prstGeom>
+                    <a:noFill/>
+                    <a:ln>
+                      <a:noFill/>
+                    </a:ln>
                   </pic:spPr>
                 </pic:pic>
               </a:graphicData>
@@ -642,82 +490,44 @@
       </w:r>
     </w:p>
     <w:p>
-      <w:r>
+      <w:pPr>
         <w:rPr>
-          <w:noProof/>
+          <w:rFonts w:hint="eastAsia"/>
         </w:rPr>
-        <w:lastRenderedPageBreak/>
-        <w:drawing>
-          <wp:inline distT="0" distB="0" distL="0" distR="0" wp14:anchorId="1615BA0E" wp14:editId="03DB3D62">
-            <wp:extent cx="5731510" cy="3080385"/>
-            <wp:effectExtent l="0" t="0" r="2540" b="5715"/>
-            <wp:docPr id="555181053" name="그림 1"/>
-            <wp:cNvGraphicFramePr>
-              <a:graphicFrameLocks xmlns:a="http://schemas.openxmlformats.org/drawingml/2006/main" noChangeAspect="1"/>
-            </wp:cNvGraphicFramePr>
-            <a:graphic xmlns:a="http://schemas.openxmlformats.org/drawingml/2006/main">
-              <a:graphicData uri="http://schemas.openxmlformats.org/drawingml/2006/picture">
-                <pic:pic xmlns:pic="http://schemas.openxmlformats.org/drawingml/2006/picture">
-                  <pic:nvPicPr>
-                    <pic:cNvPr id="555181053" name=""/>
-                    <pic:cNvPicPr/>
-                  </pic:nvPicPr>
-                  <pic:blipFill>
-                    <a:blip r:embed="rId10"/>
-                    <a:stretch>
-                      <a:fillRect/>
-                    </a:stretch>
-                  </pic:blipFill>
-                  <pic:spPr>
-                    <a:xfrm>
-                      <a:off x="0" y="0"/>
-                      <a:ext cx="5731510" cy="3080385"/>
-                    </a:xfrm>
-                    <a:prstGeom prst="rect">
-                      <a:avLst/>
-                    </a:prstGeom>
-                  </pic:spPr>
-                </pic:pic>
-              </a:graphicData>
-            </a:graphic>
-          </wp:inline>
-        </w:drawing>
-      </w:r>
-    </w:p>
-    <w:p>
+      </w:pPr>
       <w:r>
         <w:rPr>
           <w:rFonts w:hint="eastAsia"/>
         </w:rPr>
-        <w:t xml:space="preserve">게임에 여러 장비들이 정상적인 </w:t>
+        <w:t xml:space="preserve">확인해보기 위해서 지금 이상태에서 빌드를 해보았으며, 빌드를 했을 때 궤도를 제외한 모든 </w:t>
       </w:r>
       <w:proofErr w:type="spellStart"/>
       <w:r>
         <w:rPr>
           <w:rFonts w:hint="eastAsia"/>
         </w:rPr>
-        <w:t>텍스쳐로</w:t>
+        <w:t>에셋이</w:t>
       </w:r>
       <w:proofErr w:type="spellEnd"/>
       <w:r>
         <w:rPr>
           <w:rFonts w:hint="eastAsia"/>
         </w:rPr>
-        <w:t xml:space="preserve"> 존재하는 </w:t>
+        <w:t xml:space="preserve"> 안보이는 문제가 있었다. 간단한 </w:t>
       </w:r>
-      <w:proofErr w:type="gramStart"/>
+      <w:proofErr w:type="spellStart"/>
       <w:r>
         <w:rPr>
           <w:rFonts w:hint="eastAsia"/>
         </w:rPr>
-        <w:t>것 까지</w:t>
+        <w:t>셰이더</w:t>
       </w:r>
-      <w:proofErr w:type="gramEnd"/>
+      <w:proofErr w:type="spellEnd"/>
       <w:r>
         <w:rPr>
           <w:rFonts w:hint="eastAsia"/>
         </w:rPr>
-        <w:t xml:space="preserve"> 확인하였다</w:t>
+        <w:t xml:space="preserve"> 문제라 유니티 내부에서 설정을 변경하여 해결했다.</w:t>
       </w:r>
     </w:p>
     <w:tbl>
@@ -782,7 +592,16 @@
                 <w:tab w:val="left" w:pos="2765"/>
               </w:tabs>
               <w:spacing w:after="160" w:line="259" w:lineRule="auto"/>
+              <w:rPr>
+                <w:rFonts w:hint="eastAsia"/>
+              </w:rPr>
             </w:pPr>
+            <w:r>
+              <w:rPr>
+                <w:rFonts w:hint="eastAsia"/>
+              </w:rPr>
+              <w:t xml:space="preserve">빌드를 하였을 때 </w:t>
+            </w:r>
             <w:proofErr w:type="spellStart"/>
             <w:r>
               <w:rPr>
@@ -795,35 +614,7 @@
               <w:rPr>
                 <w:rFonts w:hint="eastAsia"/>
               </w:rPr>
-              <w:t xml:space="preserve"> 구버전이라 </w:t>
-            </w:r>
-            <w:proofErr w:type="spellStart"/>
-            <w:r>
-              <w:rPr>
-                <w:rFonts w:hint="eastAsia"/>
-              </w:rPr>
-              <w:t>택스쳐가</w:t>
-            </w:r>
-            <w:proofErr w:type="spellEnd"/>
-            <w:r>
-              <w:rPr>
-                <w:rFonts w:hint="eastAsia"/>
-              </w:rPr>
-              <w:t xml:space="preserve"> </w:t>
-            </w:r>
-            <w:proofErr w:type="spellStart"/>
-            <w:r>
-              <w:rPr>
-                <w:rFonts w:hint="eastAsia"/>
-              </w:rPr>
-              <w:t>깨져보였다</w:t>
-            </w:r>
-            <w:proofErr w:type="spellEnd"/>
-            <w:r>
-              <w:rPr>
-                <w:rFonts w:hint="eastAsia"/>
-              </w:rPr>
-              <w:t>.</w:t>
+              <w:t xml:space="preserve"> 안보이는 문제가 있었다.</w:t>
             </w:r>
           </w:p>
         </w:tc>
@@ -878,20 +669,29 @@
                 <w:tab w:val="left" w:pos="2765"/>
               </w:tabs>
               <w:spacing w:after="160" w:line="259" w:lineRule="auto"/>
+              <w:rPr>
+                <w:rFonts w:hint="eastAsia"/>
+              </w:rPr>
             </w:pPr>
+            <w:r>
+              <w:rPr>
+                <w:rFonts w:hint="eastAsia"/>
+              </w:rPr>
+              <w:t xml:space="preserve">그래픽 </w:t>
+            </w:r>
             <w:proofErr w:type="spellStart"/>
             <w:r>
               <w:rPr>
                 <w:rFonts w:hint="eastAsia"/>
               </w:rPr>
-              <w:t>에셋을</w:t>
+              <w:t>세이더</w:t>
             </w:r>
             <w:proofErr w:type="spellEnd"/>
             <w:r>
               <w:rPr>
                 <w:rFonts w:hint="eastAsia"/>
               </w:rPr>
-              <w:t xml:space="preserve"> 최신 유니티에 맞게 업데이트를 진행함.</w:t>
+              <w:t xml:space="preserve"> 문제로 유니티 내부 설정을 만져서 해결함</w:t>
             </w:r>
           </w:p>
         </w:tc>
@@ -924,6 +724,7 @@
                 <w:b/>
                 <w:bCs/>
               </w:rPr>
+              <w:lastRenderedPageBreak/>
               <w:t>다음주차</w:t>
             </w:r>
           </w:p>
@@ -950,7 +751,7 @@
               <w:rPr>
                 <w:rFonts w:hint="eastAsia"/>
               </w:rPr>
-              <w:t>7</w:t>
+              <w:t>9</w:t>
             </w:r>
             <w:r>
               <w:t>주차</w:t>
@@ -1005,9 +806,6 @@
                 <w:tab w:val="left" w:pos="2765"/>
               </w:tabs>
               <w:spacing w:after="160" w:line="259" w:lineRule="auto"/>
-              <w:rPr>
-                <w:rFonts w:hint="eastAsia"/>
-              </w:rPr>
             </w:pPr>
             <w:r>
               <w:t>2026.</w:t>
@@ -1125,7 +923,7 @@
               <w:rPr>
                 <w:rFonts w:hint="eastAsia"/>
               </w:rPr>
-              <w:t>시트별 분리 작업하기</w:t>
+              <w:t>제출할 제안서 작성</w:t>
             </w:r>
           </w:p>
           <w:p>
@@ -1144,7 +942,7 @@
               <w:rPr>
                 <w:rFonts w:hint="eastAsia"/>
               </w:rPr>
-              <w:t>내부 작업하기</w:t>
+              <w:t>기획서 작성?</w:t>
             </w:r>
           </w:p>
         </w:tc>
@@ -1233,7 +1031,7 @@
       </w:pPr>
     </w:p>
     <w:sectPr>
-      <w:headerReference w:type="default" r:id="rId11"/>
+      <w:headerReference w:type="default" r:id="rId8"/>
       <w:pgSz w:w="11906" w:h="16838"/>
       <w:pgMar w:top="1701" w:right="1440" w:bottom="1440" w:left="1440" w:header="851" w:footer="992" w:gutter="0"/>
       <w:cols w:space="720"/>
@@ -1473,6 +1271,95 @@
     </w:lvl>
   </w:abstractNum>
   <w:abstractNum w:abstractNumId="1" w15:restartNumberingAfterBreak="0">
+    <w:nsid w:val="0F107C3B"/>
+    <w:multiLevelType w:val="hybridMultilevel"/>
+    <w:tmpl w:val="027801CE"/>
+    <w:lvl w:ilvl="0" w:tplc="B4B63942">
+      <w:start w:val="1"/>
+      <w:numFmt w:val="decimal"/>
+      <w:lvlText w:val="%1."/>
+      <w:lvlJc w:val="left"/>
+      <w:pPr>
+        <w:ind w:left="800" w:hanging="360"/>
+      </w:pPr>
+      <w:rPr>
+        <w:rFonts w:hint="default"/>
+      </w:rPr>
+    </w:lvl>
+    <w:lvl w:ilvl="1" w:tplc="04090019" w:tentative="1">
+      <w:start w:val="1"/>
+      <w:numFmt w:val="upperLetter"/>
+      <w:lvlText w:val="%2."/>
+      <w:lvlJc w:val="left"/>
+      <w:pPr>
+        <w:ind w:left="1320" w:hanging="440"/>
+      </w:pPr>
+    </w:lvl>
+    <w:lvl w:ilvl="2" w:tplc="0409001B" w:tentative="1">
+      <w:start w:val="1"/>
+      <w:numFmt w:val="lowerRoman"/>
+      <w:lvlText w:val="%3."/>
+      <w:lvlJc w:val="right"/>
+      <w:pPr>
+        <w:ind w:left="1760" w:hanging="440"/>
+      </w:pPr>
+    </w:lvl>
+    <w:lvl w:ilvl="3" w:tplc="0409000F" w:tentative="1">
+      <w:start w:val="1"/>
+      <w:numFmt w:val="decimal"/>
+      <w:lvlText w:val="%4."/>
+      <w:lvlJc w:val="left"/>
+      <w:pPr>
+        <w:ind w:left="2200" w:hanging="440"/>
+      </w:pPr>
+    </w:lvl>
+    <w:lvl w:ilvl="4" w:tplc="04090019" w:tentative="1">
+      <w:start w:val="1"/>
+      <w:numFmt w:val="upperLetter"/>
+      <w:lvlText w:val="%5."/>
+      <w:lvlJc w:val="left"/>
+      <w:pPr>
+        <w:ind w:left="2640" w:hanging="440"/>
+      </w:pPr>
+    </w:lvl>
+    <w:lvl w:ilvl="5" w:tplc="0409001B" w:tentative="1">
+      <w:start w:val="1"/>
+      <w:numFmt w:val="lowerRoman"/>
+      <w:lvlText w:val="%6."/>
+      <w:lvlJc w:val="right"/>
+      <w:pPr>
+        <w:ind w:left="3080" w:hanging="440"/>
+      </w:pPr>
+    </w:lvl>
+    <w:lvl w:ilvl="6" w:tplc="0409000F" w:tentative="1">
+      <w:start w:val="1"/>
+      <w:numFmt w:val="decimal"/>
+      <w:lvlText w:val="%7."/>
+      <w:lvlJc w:val="left"/>
+      <w:pPr>
+        <w:ind w:left="3520" w:hanging="440"/>
+      </w:pPr>
+    </w:lvl>
+    <w:lvl w:ilvl="7" w:tplc="04090019" w:tentative="1">
+      <w:start w:val="1"/>
+      <w:numFmt w:val="upperLetter"/>
+      <w:lvlText w:val="%8."/>
+      <w:lvlJc w:val="left"/>
+      <w:pPr>
+        <w:ind w:left="3960" w:hanging="440"/>
+      </w:pPr>
+    </w:lvl>
+    <w:lvl w:ilvl="8" w:tplc="0409001B" w:tentative="1">
+      <w:start w:val="1"/>
+      <w:numFmt w:val="lowerRoman"/>
+      <w:lvlText w:val="%9."/>
+      <w:lvlJc w:val="right"/>
+      <w:pPr>
+        <w:ind w:left="4400" w:hanging="440"/>
+      </w:pPr>
+    </w:lvl>
+  </w:abstractNum>
+  <w:abstractNum w:abstractNumId="2" w15:restartNumberingAfterBreak="0">
     <w:nsid w:val="18C916D0"/>
     <w:multiLevelType w:val="hybridMultilevel"/>
     <w:tmpl w:val="7D26B582"/>
@@ -1561,7 +1448,7 @@
       </w:pPr>
     </w:lvl>
   </w:abstractNum>
-  <w:abstractNum w:abstractNumId="2" w15:restartNumberingAfterBreak="0">
+  <w:abstractNum w:abstractNumId="3" w15:restartNumberingAfterBreak="0">
     <w:nsid w:val="24EE7954"/>
     <w:multiLevelType w:val="hybridMultilevel"/>
     <w:tmpl w:val="3D7E82A6"/>
@@ -1650,7 +1537,7 @@
       </w:pPr>
     </w:lvl>
   </w:abstractNum>
-  <w:abstractNum w:abstractNumId="3" w15:restartNumberingAfterBreak="0">
+  <w:abstractNum w:abstractNumId="4" w15:restartNumberingAfterBreak="0">
     <w:nsid w:val="40F07EE4"/>
     <w:multiLevelType w:val="hybridMultilevel"/>
     <w:tmpl w:val="F32095FA"/>
@@ -1763,7 +1650,7 @@
       </w:rPr>
     </w:lvl>
   </w:abstractNum>
-  <w:abstractNum w:abstractNumId="4" w15:restartNumberingAfterBreak="0">
+  <w:abstractNum w:abstractNumId="5" w15:restartNumberingAfterBreak="0">
     <w:nsid w:val="477C1A4C"/>
     <w:multiLevelType w:val="hybridMultilevel"/>
     <w:tmpl w:val="7E74CAF4"/>
@@ -1852,7 +1739,7 @@
       </w:pPr>
     </w:lvl>
   </w:abstractNum>
-  <w:abstractNum w:abstractNumId="5" w15:restartNumberingAfterBreak="0">
+  <w:abstractNum w:abstractNumId="6" w15:restartNumberingAfterBreak="0">
     <w:nsid w:val="5527761F"/>
     <w:multiLevelType w:val="hybridMultilevel"/>
     <w:tmpl w:val="6A468C20"/>
@@ -1965,7 +1852,7 @@
       </w:rPr>
     </w:lvl>
   </w:abstractNum>
-  <w:abstractNum w:abstractNumId="6" w15:restartNumberingAfterBreak="0">
+  <w:abstractNum w:abstractNumId="7" w15:restartNumberingAfterBreak="0">
     <w:nsid w:val="55C415BB"/>
     <w:multiLevelType w:val="hybridMultilevel"/>
     <w:tmpl w:val="0A9ED440"/>
@@ -2078,7 +1965,7 @@
       </w:rPr>
     </w:lvl>
   </w:abstractNum>
-  <w:abstractNum w:abstractNumId="7" w15:restartNumberingAfterBreak="0">
+  <w:abstractNum w:abstractNumId="8" w15:restartNumberingAfterBreak="0">
     <w:nsid w:val="571F7B43"/>
     <w:multiLevelType w:val="hybridMultilevel"/>
     <w:tmpl w:val="ACBC5126"/>
@@ -2167,7 +2054,7 @@
       </w:pPr>
     </w:lvl>
   </w:abstractNum>
-  <w:abstractNum w:abstractNumId="8" w15:restartNumberingAfterBreak="0">
+  <w:abstractNum w:abstractNumId="9" w15:restartNumberingAfterBreak="0">
     <w:nsid w:val="63D23F62"/>
     <w:multiLevelType w:val="hybridMultilevel"/>
     <w:tmpl w:val="14822A7E"/>
@@ -2280,7 +2167,7 @@
       </w:rPr>
     </w:lvl>
   </w:abstractNum>
-  <w:abstractNum w:abstractNumId="9" w15:restartNumberingAfterBreak="0">
+  <w:abstractNum w:abstractNumId="10" w15:restartNumberingAfterBreak="0">
     <w:nsid w:val="6D2B5742"/>
     <w:multiLevelType w:val="hybridMultilevel"/>
     <w:tmpl w:val="6AC0D65E"/>
@@ -2369,7 +2256,7 @@
       </w:pPr>
     </w:lvl>
   </w:abstractNum>
-  <w:abstractNum w:abstractNumId="10" w15:restartNumberingAfterBreak="0">
+  <w:abstractNum w:abstractNumId="11" w15:restartNumberingAfterBreak="0">
     <w:nsid w:val="7C3008A8"/>
     <w:multiLevelType w:val="hybridMultilevel"/>
     <w:tmpl w:val="DB0AB124"/>
@@ -2458,7 +2345,7 @@
       </w:pPr>
     </w:lvl>
   </w:abstractNum>
-  <w:abstractNum w:abstractNumId="11" w15:restartNumberingAfterBreak="0">
+  <w:abstractNum w:abstractNumId="12" w15:restartNumberingAfterBreak="0">
     <w:nsid w:val="7CD24BF1"/>
     <w:multiLevelType w:val="hybridMultilevel"/>
     <w:tmpl w:val="496ACBD4"/>
@@ -2572,40 +2459,43 @@
     </w:lvl>
   </w:abstractNum>
   <w:num w:numId="1" w16cid:durableId="1652364904">
+    <w:abstractNumId w:val="7"/>
+  </w:num>
+  <w:num w:numId="2" w16cid:durableId="1081802959">
     <w:abstractNumId w:val="6"/>
   </w:num>
-  <w:num w:numId="2" w16cid:durableId="1081802959">
+  <w:num w:numId="3" w16cid:durableId="1623724403">
+    <w:abstractNumId w:val="4"/>
+  </w:num>
+  <w:num w:numId="4" w16cid:durableId="1188829514">
+    <w:abstractNumId w:val="12"/>
+  </w:num>
+  <w:num w:numId="5" w16cid:durableId="825631310">
+    <w:abstractNumId w:val="9"/>
+  </w:num>
+  <w:num w:numId="6" w16cid:durableId="1703362345">
+    <w:abstractNumId w:val="3"/>
+  </w:num>
+  <w:num w:numId="7" w16cid:durableId="167991467">
+    <w:abstractNumId w:val="2"/>
+  </w:num>
+  <w:num w:numId="8" w16cid:durableId="591472828">
     <w:abstractNumId w:val="5"/>
   </w:num>
-  <w:num w:numId="3" w16cid:durableId="1623724403">
-    <w:abstractNumId w:val="3"/>
-  </w:num>
-  <w:num w:numId="4" w16cid:durableId="1188829514">
-    <w:abstractNumId w:val="11"/>
-  </w:num>
-  <w:num w:numId="5" w16cid:durableId="825631310">
-    <w:abstractNumId w:val="8"/>
-  </w:num>
-  <w:num w:numId="6" w16cid:durableId="1703362345">
-    <w:abstractNumId w:val="2"/>
-  </w:num>
-  <w:num w:numId="7" w16cid:durableId="167991467">
-    <w:abstractNumId w:val="1"/>
-  </w:num>
-  <w:num w:numId="8" w16cid:durableId="591472828">
-    <w:abstractNumId w:val="4"/>
-  </w:num>
   <w:num w:numId="9" w16cid:durableId="336619508">
-    <w:abstractNumId w:val="9"/>
+    <w:abstractNumId w:val="10"/>
   </w:num>
   <w:num w:numId="10" w16cid:durableId="1789929385">
-    <w:abstractNumId w:val="7"/>
+    <w:abstractNumId w:val="8"/>
   </w:num>
   <w:num w:numId="11" w16cid:durableId="948928186">
     <w:abstractNumId w:val="0"/>
   </w:num>
   <w:num w:numId="12" w16cid:durableId="1786462021">
-    <w:abstractNumId w:val="10"/>
+    <w:abstractNumId w:val="11"/>
+  </w:num>
+  <w:num w:numId="13" w16cid:durableId="94181836">
+    <w:abstractNumId w:val="1"/>
   </w:num>
 </w:numbering>
 </file>
